--- a/docs/resume/Fangping Lan-Industrial.docx
+++ b/docs/resume/Fangping Lan-Industrial.docx
@@ -1,6 +1,6 @@
 
 <file path=word/document.xml><?xml version="1.0" encoding="utf-8"?>
-<w:document xmlns:wpc="http://schemas.microsoft.com/office/word/2010/wordprocessingCanvas" xmlns:cx="http://schemas.microsoft.com/office/drawing/2014/chartex" xmlns:cx1="http://schemas.microsoft.com/office/drawing/2015/9/8/chartex" xmlns:cx2="http://schemas.microsoft.com/office/drawing/2015/10/21/chartex" xmlns:cx3="http://schemas.microsoft.com/office/drawing/2016/5/9/chartex" xmlns:cx4="http://schemas.microsoft.com/office/drawing/2016/5/10/chartex" xmlns:cx5="http://schemas.microsoft.com/office/drawing/2016/5/11/chartex" xmlns:cx6="http://schemas.microsoft.com/office/drawing/2016/5/12/chartex" xmlns:cx7="http://schemas.microsoft.com/office/drawing/2016/5/13/chartex" xmlns:cx8="http://schemas.microsoft.com/office/drawing/2016/5/14/chartex" xmlns:mc="http://schemas.openxmlformats.org/markup-compatibility/2006" xmlns:aink="http://schemas.microsoft.com/office/drawing/2016/ink" xmlns:am3d="http://schemas.microsoft.com/office/drawing/2017/model3d" xmlns:o="urn:schemas-microsoft-com:office:office" xmlns:oel="http://schemas.microsoft.com/office/2019/extlst" xmlns:r="http://schemas.openxmlformats.org/officeDocument/2006/relationships" xmlns:m="http://schemas.openxmlformats.org/officeDocument/2006/math" xmlns:v="urn:schemas-microsoft-com:vml" xmlns:wp14="http://schemas.microsoft.com/office/word/2010/wordprocessingDrawing" xmlns:wp="http://schemas.openxmlformats.org/drawingml/2006/wordprocessingDrawing" xmlns:w10="urn:schemas-microsoft-com:office:word" xmlns:w="http://schemas.openxmlformats.org/wordprocessingml/2006/main" xmlns:w14="http://schemas.microsoft.com/office/word/2010/wordml" xmlns:w15="http://schemas.microsoft.com/office/word/2012/wordml" xmlns:w16cex="http://schemas.microsoft.com/office/word/2018/wordml/cex" xmlns:w16cid="http://schemas.microsoft.com/office/word/2016/wordml/cid" xmlns:w16="http://schemas.microsoft.com/office/word/2018/wordml" xmlns:w16du="http://schemas.microsoft.com/office/word/2023/wordml/word16du" xmlns:w16sdtdh="http://schemas.microsoft.com/office/word/2020/wordml/sdtdatahash" xmlns:w16sdtfl="http://schemas.microsoft.com/office/word/2024/wordml/sdtformatlock" xmlns:w16se="http://schemas.microsoft.com/office/word/2015/wordml/symex" xmlns:wpg="http://schemas.microsoft.com/office/word/2010/wordprocessingGroup" xmlns:wpi="http://schemas.microsoft.com/office/word/2010/wordprocessingInk" xmlns:wne="http://schemas.microsoft.com/office/word/2006/wordml" xmlns:wps="http://schemas.microsoft.com/office/word/2010/wordprocessingShape" mc:Ignorable="w14 w15 w16se w16cid w16 w16cex w16sdtdh w16sdtfl w16du wp14">
+<w:document xmlns:wpc="http://schemas.microsoft.com/office/word/2010/wordprocessingCanvas" xmlns:cx="http://schemas.microsoft.com/office/drawing/2014/chartex" xmlns:cx1="http://schemas.microsoft.com/office/drawing/2015/9/8/chartex" xmlns:cx2="http://schemas.microsoft.com/office/drawing/2015/10/21/chartex" xmlns:cx3="http://schemas.microsoft.com/office/drawing/2016/5/9/chartex" xmlns:cx4="http://schemas.microsoft.com/office/drawing/2016/5/10/chartex" xmlns:cx5="http://schemas.microsoft.com/office/drawing/2016/5/11/chartex" xmlns:cx6="http://schemas.microsoft.com/office/drawing/2016/5/12/chartex" xmlns:cx7="http://schemas.microsoft.com/office/drawing/2016/5/13/chartex" xmlns:cx8="http://schemas.microsoft.com/office/drawing/2016/5/14/chartex" xmlns:mc="http://schemas.openxmlformats.org/markup-compatibility/2006" xmlns:m="http://schemas.openxmlformats.org/officeDocument/2006/math" xmlns:aink="http://schemas.microsoft.com/office/drawing/2016/ink" xmlns:am3d="http://schemas.microsoft.com/office/drawing/2017/model3d" xmlns:oel="http://schemas.microsoft.com/office/2019/extlst" xmlns:r="http://schemas.openxmlformats.org/officeDocument/2006/relationships" xmlns:wp14="http://schemas.microsoft.com/office/word/2010/wordprocessingDrawing" xmlns:wp="http://schemas.openxmlformats.org/drawingml/2006/wordprocessingDrawing" xmlns:wpg="http://schemas.microsoft.com/office/word/2010/wordprocessingGroup" xmlns:wpi="http://schemas.microsoft.com/office/word/2010/wordprocessingInk" xmlns:wps="http://schemas.microsoft.com/office/word/2010/wordprocessingShape" xmlns:o="urn:schemas-microsoft-com:office:office" xmlns:v="urn:schemas-microsoft-com:vml" xmlns:w10="urn:schemas-microsoft-com:office:word" xmlns:w="http://schemas.openxmlformats.org/wordprocessingml/2006/main" xmlns:w14="http://schemas.microsoft.com/office/word/2010/wordml" xmlns:w15="http://schemas.microsoft.com/office/word/2012/wordml" xmlns:w16cex="http://schemas.microsoft.com/office/word/2018/wordml/cex" xmlns:w16cid="http://schemas.microsoft.com/office/word/2016/wordml/cid" xmlns:w16="http://schemas.microsoft.com/office/word/2018/wordml" xmlns:w16sdtdh="http://schemas.microsoft.com/office/word/2020/wordml/sdtdatahash" xmlns:w16sdtfl="http://schemas.microsoft.com/office/word/2024/wordml/sdtformatlock" xmlns:w16se="http://schemas.microsoft.com/office/word/2015/wordml/symex" xmlns:w16du="http://schemas.microsoft.com/office/word/2023/wordml/word16du" xmlns:wne="http://schemas.microsoft.com/office/word/2006/wordml" mc:Ignorable="w14 w15 w16se w16cid w16 w16cex w16sdtdh w16sdtfl w16du wp14">
   <w:body>
     <w:p>
       <w:pPr>
@@ -170,16 +170,7 @@
           <w:sz w:val="22"/>
           <w:szCs w:val="22"/>
         </w:rPr>
-        <w:t>Anticipated</w:t>
-      </w:r>
-      <w:r>
-        <w:rPr>
-          <w:b/>
-          <w:bCs/>
-          <w:sz w:val="22"/>
-          <w:szCs w:val="22"/>
-        </w:rPr>
-        <w:t xml:space="preserve"> Graduate:</w:t>
+        <w:t>Graduate:</w:t>
       </w:r>
       <w:r>
         <w:rPr>
@@ -197,11 +188,18 @@
       </w:r>
       <w:r>
         <w:rPr>
+          <w:sz w:val="22"/>
+          <w:szCs w:val="22"/>
+        </w:rPr>
+        <w:t>August</w:t>
+      </w:r>
+      <w:r>
+        <w:rPr>
           <w:rFonts w:hint="eastAsia"/>
           <w:sz w:val="22"/>
           <w:szCs w:val="22"/>
         </w:rPr>
-        <w:t xml:space="preserve">June </w:t>
+        <w:t xml:space="preserve"> </w:t>
       </w:r>
       <w:r>
         <w:rPr>
@@ -529,19 +527,37 @@
         </w:rPr>
         <w:t>“</w:t>
       </w:r>
-      <w:r>
-        <w:rPr>
-          <w:sz w:val="22"/>
-          <w:szCs w:val="22"/>
-        </w:rPr>
-        <w:t xml:space="preserve">Demostrating </w:t>
-      </w:r>
-      <w:r>
-        <w:rPr>
-          <w:sz w:val="22"/>
-          <w:szCs w:val="22"/>
-        </w:rPr>
-        <w:t>CATune: Structural Constraint-Aware Bayesian Optimization for DBMS Configuration Tuning”, (VLDB’2</w:t>
+      <w:proofErr w:type="spellStart"/>
+      <w:r>
+        <w:rPr>
+          <w:sz w:val="22"/>
+          <w:szCs w:val="22"/>
+        </w:rPr>
+        <w:t>Demostrating</w:t>
+      </w:r>
+      <w:proofErr w:type="spellEnd"/>
+      <w:r>
+        <w:rPr>
+          <w:sz w:val="22"/>
+          <w:szCs w:val="22"/>
+        </w:rPr>
+        <w:t xml:space="preserve"> </w:t>
+      </w:r>
+      <w:proofErr w:type="spellStart"/>
+      <w:r>
+        <w:rPr>
+          <w:sz w:val="22"/>
+          <w:szCs w:val="22"/>
+        </w:rPr>
+        <w:t>CATune</w:t>
+      </w:r>
+      <w:proofErr w:type="spellEnd"/>
+      <w:r>
+        <w:rPr>
+          <w:sz w:val="22"/>
+          <w:szCs w:val="22"/>
+        </w:rPr>
+        <w:t>: Structural Constraint-Aware Bayesian Optimization for DBMS Configuration Tuning”, (VLDB’2</w:t>
       </w:r>
       <w:r>
         <w:rPr>
@@ -593,7 +609,30 @@
           <w:sz w:val="22"/>
           <w:szCs w:val="22"/>
         </w:rPr>
-        <w:t>“CATune: Structural Constraint-Aware Bayesian Optimization for DBMS Configuration Tuning”, (VLDB’26, Under Review)</w:t>
+        <w:t>“</w:t>
+      </w:r>
+      <w:proofErr w:type="spellStart"/>
+      <w:r>
+        <w:rPr>
+          <w:sz w:val="22"/>
+          <w:szCs w:val="22"/>
+        </w:rPr>
+        <w:t>CATune</w:t>
+      </w:r>
+      <w:proofErr w:type="spellEnd"/>
+      <w:r>
+        <w:rPr>
+          <w:sz w:val="22"/>
+          <w:szCs w:val="22"/>
+        </w:rPr>
+        <w:t xml:space="preserve">: Structural Constraint-Aware Bayesian Optimization for DBMS Configuration Tuning”, </w:t>
+      </w:r>
+      <w:r>
+        <w:rPr>
+          <w:sz w:val="22"/>
+          <w:szCs w:val="22"/>
+        </w:rPr>
+        <w:t>PVLDB Volume 19, 2027</w:t>
       </w:r>
     </w:p>
     <w:p>
@@ -840,7 +879,23 @@
           <w:sz w:val="22"/>
           <w:szCs w:val="22"/>
         </w:rPr>
-        <w:t>, Abdullah Aljebreen and Eduard C. Dragut, “Why They Link: An Intent Taxonomy for Including Hyperlinks in Social Posts”</w:t>
+        <w:t xml:space="preserve">, Abdullah </w:t>
+      </w:r>
+      <w:proofErr w:type="spellStart"/>
+      <w:r>
+        <w:rPr>
+          <w:sz w:val="22"/>
+          <w:szCs w:val="22"/>
+        </w:rPr>
+        <w:t>Aljebreen</w:t>
+      </w:r>
+      <w:proofErr w:type="spellEnd"/>
+      <w:r>
+        <w:rPr>
+          <w:sz w:val="22"/>
+          <w:szCs w:val="22"/>
+        </w:rPr>
+        <w:t xml:space="preserve"> and Eduard C. Dragut, “Why They Link: An Intent Taxonomy for Including Hyperlinks in Social Posts”</w:t>
       </w:r>
       <w:r>
         <w:rPr>
@@ -906,8 +961,17 @@
           <w:sz w:val="22"/>
           <w:szCs w:val="22"/>
         </w:rPr>
-        <w:t>Abdullah Aljebreen</w:t>
-      </w:r>
+        <w:t xml:space="preserve">Abdullah </w:t>
+      </w:r>
+      <w:proofErr w:type="spellStart"/>
+      <w:r>
+        <w:rPr>
+          <w:sz w:val="22"/>
+          <w:szCs w:val="22"/>
+        </w:rPr>
+        <w:t>Aljebreen</w:t>
+      </w:r>
+      <w:proofErr w:type="spellEnd"/>
       <w:r>
         <w:rPr>
           <w:sz w:val="22"/>
@@ -1052,14 +1116,31 @@
           <w:sz w:val="22"/>
           <w:szCs w:val="22"/>
         </w:rPr>
-        <w:t xml:space="preserve"> v</w:t>
-      </w:r>
-      <w:r>
-        <w:rPr>
-          <w:sz w:val="22"/>
-          <w:szCs w:val="22"/>
-        </w:rPr>
-        <w:t>or Network Policies," </w:t>
+        <w:t xml:space="preserve"> </w:t>
+      </w:r>
+      <w:proofErr w:type="spellStart"/>
+      <w:r>
+        <w:rPr>
+          <w:rFonts w:hint="eastAsia"/>
+          <w:sz w:val="22"/>
+          <w:szCs w:val="22"/>
+        </w:rPr>
+        <w:t>v</w:t>
+      </w:r>
+      <w:r>
+        <w:rPr>
+          <w:sz w:val="22"/>
+          <w:szCs w:val="22"/>
+        </w:rPr>
+        <w:t>or</w:t>
+      </w:r>
+      <w:proofErr w:type="spellEnd"/>
+      <w:r>
+        <w:rPr>
+          <w:sz w:val="22"/>
+          <w:szCs w:val="22"/>
+        </w:rPr>
+        <w:t xml:space="preserve"> Network Policies," </w:t>
       </w:r>
       <w:r>
         <w:rPr>
@@ -1126,7 +1207,23 @@
           <w:sz w:val="22"/>
           <w:szCs w:val="22"/>
         </w:rPr>
-        <w:t xml:space="preserve">, Bin Gui, and Anduo Wang. 2021. </w:t>
+        <w:t xml:space="preserve">, Bin Gui, and </w:t>
+      </w:r>
+      <w:proofErr w:type="spellStart"/>
+      <w:r>
+        <w:rPr>
+          <w:sz w:val="22"/>
+          <w:szCs w:val="22"/>
+        </w:rPr>
+        <w:t>Anduo</w:t>
+      </w:r>
+      <w:proofErr w:type="spellEnd"/>
+      <w:r>
+        <w:rPr>
+          <w:sz w:val="22"/>
+          <w:szCs w:val="22"/>
+        </w:rPr>
+        <w:t xml:space="preserve"> Wang. 2021. </w:t>
       </w:r>
       <w:r>
         <w:rPr>
@@ -1163,7 +1260,27 @@
           <w:sz w:val="22"/>
           <w:szCs w:val="22"/>
         </w:rPr>
-        <w:t>In Proceedings of the 20th ACM Workshop on Hot Topics in Networks (HotNets '21)</w:t>
+        <w:t>In Proceedings of the 20th ACM Workshop on Hot Topics in Networks (</w:t>
+      </w:r>
+      <w:proofErr w:type="spellStart"/>
+      <w:r>
+        <w:rPr>
+          <w:i/>
+          <w:iCs/>
+          <w:sz w:val="22"/>
+          <w:szCs w:val="22"/>
+        </w:rPr>
+        <w:t>HotNets</w:t>
+      </w:r>
+      <w:proofErr w:type="spellEnd"/>
+      <w:r>
+        <w:rPr>
+          <w:i/>
+          <w:iCs/>
+          <w:sz w:val="22"/>
+          <w:szCs w:val="22"/>
+        </w:rPr>
+        <w:t xml:space="preserve"> '21)</w:t>
       </w:r>
     </w:p>
     <w:p>
@@ -1201,7 +1318,23 @@
           <w:sz w:val="22"/>
           <w:szCs w:val="22"/>
         </w:rPr>
-        <w:t xml:space="preserve">, and Anduo Wang. 2021. </w:t>
+        <w:t xml:space="preserve">, and </w:t>
+      </w:r>
+      <w:proofErr w:type="spellStart"/>
+      <w:r>
+        <w:rPr>
+          <w:sz w:val="22"/>
+          <w:szCs w:val="22"/>
+        </w:rPr>
+        <w:t>Anduo</w:t>
+      </w:r>
+      <w:proofErr w:type="spellEnd"/>
+      <w:r>
+        <w:rPr>
+          <w:sz w:val="22"/>
+          <w:szCs w:val="22"/>
+        </w:rPr>
+        <w:t xml:space="preserve"> Wang. 2021. </w:t>
       </w:r>
       <w:r>
         <w:rPr>
@@ -1276,7 +1409,23 @@
           <w:sz w:val="22"/>
           <w:szCs w:val="22"/>
         </w:rPr>
-        <w:t xml:space="preserve">, and Anduo Wang. 2022. </w:t>
+        <w:t xml:space="preserve">, and </w:t>
+      </w:r>
+      <w:proofErr w:type="spellStart"/>
+      <w:r>
+        <w:rPr>
+          <w:sz w:val="22"/>
+          <w:szCs w:val="22"/>
+        </w:rPr>
+        <w:t>Anduo</w:t>
+      </w:r>
+      <w:proofErr w:type="spellEnd"/>
+      <w:r>
+        <w:rPr>
+          <w:sz w:val="22"/>
+          <w:szCs w:val="22"/>
+        </w:rPr>
+        <w:t xml:space="preserve"> Wang. 2022. </w:t>
       </w:r>
       <w:r>
         <w:rPr>
@@ -1313,7 +1462,27 @@
           <w:sz w:val="22"/>
           <w:szCs w:val="22"/>
         </w:rPr>
-        <w:t>In Proceedings of the 5th Asia-Pacific Workshop on Networking (APNet '21</w:t>
+        <w:t>In Proceedings of the 5th Asia-Pacific Workshop on Networking (</w:t>
+      </w:r>
+      <w:proofErr w:type="spellStart"/>
+      <w:r>
+        <w:rPr>
+          <w:i/>
+          <w:iCs/>
+          <w:sz w:val="22"/>
+          <w:szCs w:val="22"/>
+        </w:rPr>
+        <w:t>APNet</w:t>
+      </w:r>
+      <w:proofErr w:type="spellEnd"/>
+      <w:r>
+        <w:rPr>
+          <w:i/>
+          <w:iCs/>
+          <w:sz w:val="22"/>
+          <w:szCs w:val="22"/>
+        </w:rPr>
+        <w:t xml:space="preserve"> '21</w:t>
       </w:r>
       <w:r>
         <w:rPr>
@@ -1376,7 +1545,27 @@
           <w:sz w:val="22"/>
           <w:szCs w:val="22"/>
         </w:rPr>
-        <w:t>IEEE/CAA Journal of Automatica Sinica</w:t>
+        <w:t xml:space="preserve">IEEE/CAA Journal of </w:t>
+      </w:r>
+      <w:proofErr w:type="spellStart"/>
+      <w:r>
+        <w:rPr>
+          <w:i/>
+          <w:iCs/>
+          <w:sz w:val="22"/>
+          <w:szCs w:val="22"/>
+        </w:rPr>
+        <w:t>Automatica</w:t>
+      </w:r>
+      <w:proofErr w:type="spellEnd"/>
+      <w:r>
+        <w:rPr>
+          <w:i/>
+          <w:iCs/>
+          <w:sz w:val="22"/>
+          <w:szCs w:val="22"/>
+        </w:rPr>
+        <w:t xml:space="preserve"> Sinica</w:t>
       </w:r>
       <w:r>
         <w:rPr>
@@ -1587,7 +1776,23 @@
           <w:sz w:val="22"/>
           <w:szCs w:val="22"/>
         </w:rPr>
-        <w:t xml:space="preserve">Percolate Optimization Data Platform and Analytics mission is to provide timely and reliable high quality data as well as scalable infrastructure, and tooling to enable the Percolate team to quickly and consistently iterate on innovative approaches to improve customer experience by showing the right content, at the right time, and in the right place for that customer. Our self-service analytics solutions drive better customer experiences and incremental business value by delivering performance insights and </w:t>
+        <w:t xml:space="preserve">Percolate Optimization Data Platform and Analytics mission is to provide timely and reliable </w:t>
+      </w:r>
+      <w:proofErr w:type="gramStart"/>
+      <w:r>
+        <w:rPr>
+          <w:sz w:val="22"/>
+          <w:szCs w:val="22"/>
+        </w:rPr>
+        <w:t>high quality</w:t>
+      </w:r>
+      <w:proofErr w:type="gramEnd"/>
+      <w:r>
+        <w:rPr>
+          <w:sz w:val="22"/>
+          <w:szCs w:val="22"/>
+        </w:rPr>
+        <w:t xml:space="preserve"> data as well as scalable infrastructure, and tooling to enable the Percolate team to quickly and consistently iterate on innovative approaches to improve customer experience by showing the right content, at the right time, and in the right place for that customer. Our self-service analytics solutions drive better customer experiences and incremental business value by delivering performance insights and </w:t>
       </w:r>
       <w:r>
         <w:rPr>
@@ -1731,14 +1936,46 @@
           <w:sz w:val="22"/>
           <w:szCs w:val="22"/>
         </w:rPr>
-        <w:t xml:space="preserve"> Ollama,</w:t>
-      </w:r>
-      <w:r>
-        <w:rPr>
-          <w:sz w:val="22"/>
-          <w:szCs w:val="22"/>
-        </w:rPr>
-        <w:t xml:space="preserve"> DuckDB, Python</w:t>
+        <w:t xml:space="preserve"> </w:t>
+      </w:r>
+      <w:proofErr w:type="spellStart"/>
+      <w:r>
+        <w:rPr>
+          <w:sz w:val="22"/>
+          <w:szCs w:val="22"/>
+        </w:rPr>
+        <w:t>Ollama</w:t>
+      </w:r>
+      <w:proofErr w:type="spellEnd"/>
+      <w:r>
+        <w:rPr>
+          <w:sz w:val="22"/>
+          <w:szCs w:val="22"/>
+        </w:rPr>
+        <w:t>,</w:t>
+      </w:r>
+      <w:r>
+        <w:rPr>
+          <w:sz w:val="22"/>
+          <w:szCs w:val="22"/>
+        </w:rPr>
+        <w:t xml:space="preserve"> </w:t>
+      </w:r>
+      <w:proofErr w:type="spellStart"/>
+      <w:r>
+        <w:rPr>
+          <w:sz w:val="22"/>
+          <w:szCs w:val="22"/>
+        </w:rPr>
+        <w:t>DuckDB</w:t>
+      </w:r>
+      <w:proofErr w:type="spellEnd"/>
+      <w:r>
+        <w:rPr>
+          <w:sz w:val="22"/>
+          <w:szCs w:val="22"/>
+        </w:rPr>
+        <w:t>, Python</w:t>
       </w:r>
     </w:p>
     <w:p>
@@ -1929,15 +2166,40 @@
           <w:sz w:val="22"/>
           <w:szCs w:val="22"/>
         </w:rPr>
-        <w:t xml:space="preserve"> Information Retrieval(IR), Bayesian Optimization, Parameters Tuning,</w:t>
-      </w:r>
-      <w:r>
-        <w:rPr>
-          <w:sz w:val="22"/>
-          <w:szCs w:val="22"/>
-        </w:rPr>
-        <w:t xml:space="preserve"> PostgreSQL, Benchbase</w:t>
-      </w:r>
+        <w:t xml:space="preserve"> Information </w:t>
+      </w:r>
+      <w:proofErr w:type="gramStart"/>
+      <w:r>
+        <w:rPr>
+          <w:sz w:val="22"/>
+          <w:szCs w:val="22"/>
+        </w:rPr>
+        <w:t>Retrieval(</w:t>
+      </w:r>
+      <w:proofErr w:type="gramEnd"/>
+      <w:r>
+        <w:rPr>
+          <w:sz w:val="22"/>
+          <w:szCs w:val="22"/>
+        </w:rPr>
+        <w:t>IR), Bayesian Optimization, Parameters Tuning,</w:t>
+      </w:r>
+      <w:r>
+        <w:rPr>
+          <w:sz w:val="22"/>
+          <w:szCs w:val="22"/>
+        </w:rPr>
+        <w:t xml:space="preserve"> PostgreSQL, </w:t>
+      </w:r>
+      <w:proofErr w:type="spellStart"/>
+      <w:r>
+        <w:rPr>
+          <w:sz w:val="22"/>
+          <w:szCs w:val="22"/>
+        </w:rPr>
+        <w:t>Benchbase</w:t>
+      </w:r>
+      <w:proofErr w:type="spellEnd"/>
     </w:p>
     <w:p>
       <w:pPr>
@@ -2109,12 +2371,63 @@
           <w:sz w:val="22"/>
           <w:szCs w:val="22"/>
         </w:rPr>
-        <w:t xml:space="preserve"> Fine-tune BERT, LLM, NER, Many-Short In-Context Learning(ICL)</w:t>
+        <w:t xml:space="preserve"> Fine-tune BERT, LLM, NER, Many-Short In-Context </w:t>
+      </w:r>
+      <w:proofErr w:type="gramStart"/>
+      <w:r>
+        <w:rPr>
+          <w:sz w:val="22"/>
+          <w:szCs w:val="22"/>
+        </w:rPr>
+        <w:t>Learning(</w:t>
+      </w:r>
+      <w:proofErr w:type="gramEnd"/>
+      <w:r>
+        <w:rPr>
+          <w:sz w:val="22"/>
+          <w:szCs w:val="22"/>
+        </w:rPr>
+        <w:t>ICL)</w:t>
       </w:r>
     </w:p>
     <w:p>
       <w:pPr>
         <w:ind w:left="-540" w:right="-720"/>
+        <w:rPr>
+          <w:sz w:val="22"/>
+          <w:szCs w:val="22"/>
+        </w:rPr>
+      </w:pPr>
+      <w:r>
+        <w:rPr>
+          <w:b/>
+          <w:bCs/>
+          <w:sz w:val="22"/>
+          <w:szCs w:val="22"/>
+        </w:rPr>
+        <w:t>GitHub:</w:t>
+      </w:r>
+      <w:r>
+        <w:rPr>
+          <w:sz w:val="22"/>
+          <w:szCs w:val="22"/>
+        </w:rPr>
+        <w:t xml:space="preserve"> </w:t>
+      </w:r>
+      <w:hyperlink r:id="rId11" w:history="1">
+        <w:r>
+          <w:rPr>
+            <w:rStyle w:val="Hyperlink"/>
+            <w:sz w:val="22"/>
+            <w:szCs w:val="22"/>
+          </w:rPr>
+          <w:t>https://github.com/TUDMLab/Many-Shot-ICL-NER</w:t>
+        </w:r>
+      </w:hyperlink>
+    </w:p>
+    <w:p>
+      <w:pPr>
+        <w:ind w:right="-720"/>
         <w:rPr>
           <w:sz w:val="22"/>
           <w:szCs w:val="22"/>
@@ -2261,7 +2574,7 @@
         </w:rPr>
         <w:t xml:space="preserve">: </w:t>
       </w:r>
-      <w:hyperlink r:id="rId11" w:history="1">
+      <w:hyperlink r:id="rId12" w:history="1">
         <w:r>
           <w:rPr>
             <w:rStyle w:val="Hyperlink"/>
@@ -2292,7 +2605,7 @@
         </w:rPr>
         <w:t xml:space="preserve">: </w:t>
       </w:r>
-      <w:hyperlink r:id="rId12" w:history="1">
+      <w:hyperlink r:id="rId13" w:history="1">
         <w:r>
           <w:rPr>
             <w:rStyle w:val="Hyperlink"/>
@@ -2523,8 +2836,17 @@
           <w:sz w:val="22"/>
           <w:szCs w:val="22"/>
         </w:rPr>
-        <w:t>PostgreSQL, MySQL, Benchbase</w:t>
-      </w:r>
+        <w:t xml:space="preserve">PostgreSQL, MySQL, </w:t>
+      </w:r>
+      <w:proofErr w:type="spellStart"/>
+      <w:r>
+        <w:rPr>
+          <w:sz w:val="22"/>
+          <w:szCs w:val="22"/>
+        </w:rPr>
+        <w:t>Benchbase</w:t>
+      </w:r>
+      <w:proofErr w:type="spellEnd"/>
     </w:p>
     <w:p>
       <w:pPr>
@@ -2549,7 +2871,15 @@
           <w:b/>
           <w:bCs/>
         </w:rPr>
-        <w:t>One Document, Many Revisions, Too Many Edit Intention Taxonomies</w:t>
+        <w:t xml:space="preserve">One Document, Many Revisions, Too Many Edit Intention </w:t>
+      </w:r>
+      <w:proofErr w:type="gramStart"/>
+      <w:r>
+        <w:rPr>
+          <w:b/>
+          <w:bCs/>
+        </w:rPr>
+        <w:t>Taxonomies</w:t>
       </w:r>
       <w:r>
         <w:t xml:space="preserve">  </w:t>
@@ -2557,6 +2887,7 @@
       <w:r>
         <w:tab/>
       </w:r>
+      <w:proofErr w:type="gramEnd"/>
       <w:r>
         <w:t xml:space="preserve">Sept. 2023 – </w:t>
       </w:r>
@@ -2659,7 +2990,7 @@
         </w:rPr>
         <w:t xml:space="preserve">: </w:t>
       </w:r>
-      <w:hyperlink r:id="rId13" w:history="1">
+      <w:hyperlink r:id="rId14" w:history="1">
         <w:r>
           <w:rPr>
             <w:rStyle w:val="Hyperlink"/>
@@ -2673,10 +3004,6 @@
     <w:p>
       <w:pPr>
         <w:ind w:left="-540" w:right="-720"/>
-        <w:rPr>
-          <w:sz w:val="22"/>
-          <w:szCs w:val="22"/>
-        </w:rPr>
       </w:pPr>
       <w:r>
         <w:rPr>
@@ -2694,7 +3021,7 @@
         </w:rPr>
         <w:t xml:space="preserve">: </w:t>
       </w:r>
-      <w:hyperlink r:id="rId14" w:history="1">
+      <w:hyperlink r:id="rId15" w:history="1">
         <w:r>
           <w:rPr>
             <w:rStyle w:val="Hyperlink"/>
@@ -2713,6 +3040,15 @@
           <w:szCs w:val="22"/>
         </w:rPr>
       </w:pPr>
+    </w:p>
+    <w:p>
+      <w:pPr>
+        <w:ind w:left="-540" w:right="-720"/>
+        <w:rPr>
+          <w:sz w:val="22"/>
+          <w:szCs w:val="22"/>
+        </w:rPr>
+      </w:pPr>
       <w:r>
         <w:rPr>
           <w:b/>
@@ -2740,6 +3076,90 @@
     <w:p>
       <w:pPr>
         <w:ind w:left="-540" w:right="-720"/>
+        <w:rPr>
+          <w:sz w:val="22"/>
+          <w:szCs w:val="22"/>
+        </w:rPr>
+      </w:pPr>
+      <w:r>
+        <w:rPr>
+          <w:b/>
+          <w:bCs/>
+          <w:sz w:val="22"/>
+          <w:szCs w:val="22"/>
+        </w:rPr>
+        <w:t>Website</w:t>
+      </w:r>
+      <w:r>
+        <w:rPr>
+          <w:sz w:val="22"/>
+          <w:szCs w:val="22"/>
+        </w:rPr>
+        <w:t>:</w:t>
+      </w:r>
+      <w:r>
+        <w:rPr>
+          <w:sz w:val="22"/>
+          <w:szCs w:val="22"/>
+        </w:rPr>
+        <w:t xml:space="preserve"> </w:t>
+      </w:r>
+      <w:hyperlink r:id="rId16" w:history="1">
+        <w:r>
+          <w:rPr>
+            <w:rStyle w:val="Hyperlink"/>
+            <w:sz w:val="22"/>
+            <w:szCs w:val="22"/>
+          </w:rPr>
+          <w:t>https://sites.google.com/view/dmlab-editintention/making-revisions-understandable</w:t>
+        </w:r>
+      </w:hyperlink>
+    </w:p>
+    <w:p>
+      <w:pPr>
+        <w:ind w:left="-540" w:right="-720"/>
+        <w:rPr>
+          <w:sz w:val="22"/>
+          <w:szCs w:val="22"/>
+        </w:rPr>
+      </w:pPr>
+      <w:r>
+        <w:rPr>
+          <w:b/>
+          <w:bCs/>
+          <w:sz w:val="22"/>
+          <w:szCs w:val="22"/>
+        </w:rPr>
+        <w:t>GitHub</w:t>
+      </w:r>
+      <w:r>
+        <w:rPr>
+          <w:sz w:val="22"/>
+          <w:szCs w:val="22"/>
+        </w:rPr>
+        <w:t>:</w:t>
+      </w:r>
+      <w:r>
+        <w:rPr>
+          <w:sz w:val="22"/>
+          <w:szCs w:val="22"/>
+        </w:rPr>
+        <w:t xml:space="preserve"> </w:t>
+      </w:r>
+      <w:hyperlink r:id="rId17" w:history="1">
+        <w:r>
+          <w:rPr>
+            <w:rStyle w:val="Hyperlink"/>
+            <w:sz w:val="22"/>
+            <w:szCs w:val="22"/>
+          </w:rPr>
+          <w:t>https://github.com/TUDMLab/MakeRevisionsUnderstandable</w:t>
+        </w:r>
+      </w:hyperlink>
+    </w:p>
+    <w:p>
+      <w:pPr>
+        <w:ind w:right="-720"/>
         <w:rPr>
           <w:sz w:val="22"/>
           <w:szCs w:val="22"/>
@@ -2934,7 +3354,39 @@
           <w:sz w:val="22"/>
           <w:szCs w:val="22"/>
         </w:rPr>
-        <w:t>Fauré, a preliminary design in which a datalog extension (called fauré-log) for incomplete information is develop</w:t>
+        <w:t xml:space="preserve">Fauré, a preliminary design in which a </w:t>
+      </w:r>
+      <w:proofErr w:type="spellStart"/>
+      <w:r>
+        <w:rPr>
+          <w:sz w:val="22"/>
+          <w:szCs w:val="22"/>
+        </w:rPr>
+        <w:t>datalog</w:t>
+      </w:r>
+      <w:proofErr w:type="spellEnd"/>
+      <w:r>
+        <w:rPr>
+          <w:sz w:val="22"/>
+          <w:szCs w:val="22"/>
+        </w:rPr>
+        <w:t xml:space="preserve"> extension (called </w:t>
+      </w:r>
+      <w:proofErr w:type="spellStart"/>
+      <w:r>
+        <w:rPr>
+          <w:sz w:val="22"/>
+          <w:szCs w:val="22"/>
+        </w:rPr>
+        <w:t>fauré</w:t>
+      </w:r>
+      <w:proofErr w:type="spellEnd"/>
+      <w:r>
+        <w:rPr>
+          <w:sz w:val="22"/>
+          <w:szCs w:val="22"/>
+        </w:rPr>
+        <w:t>-log) for incomplete information is develop</w:t>
       </w:r>
       <w:r>
         <w:rPr>
@@ -2948,7 +3400,39 @@
           <w:sz w:val="22"/>
           <w:szCs w:val="22"/>
         </w:rPr>
-        <w:t>ed to enable loss-less modeling, and combined with static analysis of pure datalog to implement example relative-complete verifiers.</w:t>
+        <w:t xml:space="preserve">ed to enable loss-less </w:t>
+      </w:r>
+      <w:proofErr w:type="gramStart"/>
+      <w:r>
+        <w:rPr>
+          <w:sz w:val="22"/>
+          <w:szCs w:val="22"/>
+        </w:rPr>
+        <w:t>modeling, and</w:t>
+      </w:r>
+      <w:proofErr w:type="gramEnd"/>
+      <w:r>
+        <w:rPr>
+          <w:sz w:val="22"/>
+          <w:szCs w:val="22"/>
+        </w:rPr>
+        <w:t xml:space="preserve"> combined with static analysis of pure </w:t>
+      </w:r>
+      <w:proofErr w:type="spellStart"/>
+      <w:r>
+        <w:rPr>
+          <w:sz w:val="22"/>
+          <w:szCs w:val="22"/>
+        </w:rPr>
+        <w:t>datalog</w:t>
+      </w:r>
+      <w:proofErr w:type="spellEnd"/>
+      <w:r>
+        <w:rPr>
+          <w:sz w:val="22"/>
+          <w:szCs w:val="22"/>
+        </w:rPr>
+        <w:t xml:space="preserve"> to implement example relative-complete verifiers.</w:t>
       </w:r>
     </w:p>
     <w:p>
@@ -2989,7 +3473,23 @@
           <w:sz w:val="22"/>
           <w:szCs w:val="22"/>
         </w:rPr>
-        <w:t>, fauré-log</w:t>
+        <w:t xml:space="preserve">, </w:t>
+      </w:r>
+      <w:proofErr w:type="spellStart"/>
+      <w:r>
+        <w:rPr>
+          <w:sz w:val="22"/>
+          <w:szCs w:val="22"/>
+        </w:rPr>
+        <w:t>fauré</w:t>
+      </w:r>
+      <w:proofErr w:type="spellEnd"/>
+      <w:r>
+        <w:rPr>
+          <w:sz w:val="22"/>
+          <w:szCs w:val="22"/>
+        </w:rPr>
+        <w:t>-log</w:t>
       </w:r>
     </w:p>
     <w:p>
@@ -3081,7 +3581,39 @@
           <w:sz w:val="22"/>
           <w:szCs w:val="22"/>
         </w:rPr>
-        <w:t>we adopt conditional tables and the usual SQL interface (a relational structured developed for incomplete database) as a means to represent and query sets of network states in exactly the same way as a single definite network snapshot.</w:t>
+        <w:t xml:space="preserve">we adopt conditional tables and the usual SQL interface (a relational structured developed for incomplete database) </w:t>
+      </w:r>
+      <w:proofErr w:type="gramStart"/>
+      <w:r>
+        <w:rPr>
+          <w:sz w:val="22"/>
+          <w:szCs w:val="22"/>
+        </w:rPr>
+        <w:t>as a means to</w:t>
+      </w:r>
+      <w:proofErr w:type="gramEnd"/>
+      <w:r>
+        <w:rPr>
+          <w:sz w:val="22"/>
+          <w:szCs w:val="22"/>
+        </w:rPr>
+        <w:t xml:space="preserve"> represent and query sets of network states in </w:t>
+      </w:r>
+      <w:proofErr w:type="gramStart"/>
+      <w:r>
+        <w:rPr>
+          <w:sz w:val="22"/>
+          <w:szCs w:val="22"/>
+        </w:rPr>
+        <w:t>exactly the same</w:t>
+      </w:r>
+      <w:proofErr w:type="gramEnd"/>
+      <w:r>
+        <w:rPr>
+          <w:sz w:val="22"/>
+          <w:szCs w:val="22"/>
+        </w:rPr>
+        <w:t xml:space="preserve"> way as a single definite network snapshot.</w:t>
       </w:r>
     </w:p>
     <w:p>
@@ -3149,7 +3681,7 @@
         </w:rPr>
         <w:t xml:space="preserve"> </w:t>
       </w:r>
-      <w:hyperlink r:id="rId15" w:history="1">
+      <w:hyperlink r:id="rId18" w:history="1">
         <w:r>
           <w:rPr>
             <w:rStyle w:val="Hyperlink"/>
@@ -3166,7 +3698,7 @@
         </w:rPr>
         <w:t xml:space="preserve"> (short version), </w:t>
       </w:r>
-      <w:hyperlink r:id="rId16" w:history="1">
+      <w:hyperlink r:id="rId19" w:history="1">
         <w:r>
           <w:rPr>
             <w:rStyle w:val="Hyperlink"/>
@@ -3197,7 +3729,7 @@
         </w:rPr>
         <w:t xml:space="preserve">Website: </w:t>
       </w:r>
-      <w:hyperlink r:id="rId17" w:history="1">
+      <w:hyperlink r:id="rId20" w:history="1">
         <w:r>
           <w:rPr>
             <w:rStyle w:val="Hyperlink"/>
@@ -3327,7 +3859,23 @@
           <w:sz w:val="22"/>
           <w:szCs w:val="22"/>
         </w:rPr>
-        <w:t>Python, PyTorch, OpenCV, PIL, CUDA, 3D Convolutional Neural Network, Flask, HTML/CSS,</w:t>
+        <w:t xml:space="preserve">Python, </w:t>
+      </w:r>
+      <w:proofErr w:type="spellStart"/>
+      <w:r>
+        <w:rPr>
+          <w:sz w:val="22"/>
+          <w:szCs w:val="22"/>
+        </w:rPr>
+        <w:t>PyTorch</w:t>
+      </w:r>
+      <w:proofErr w:type="spellEnd"/>
+      <w:r>
+        <w:rPr>
+          <w:sz w:val="22"/>
+          <w:szCs w:val="22"/>
+        </w:rPr>
+        <w:t>, OpenCV, PIL, CUDA, 3D Convolutional Neural Network, Flask, HTML/CSS,</w:t>
       </w:r>
     </w:p>
     <w:p>
@@ -3366,7 +3914,7 @@
         </w:rPr>
         <w:t xml:space="preserve"> </w:t>
       </w:r>
-      <w:hyperlink r:id="rId18" w:history="1">
+      <w:hyperlink r:id="rId21" w:history="1">
         <w:r>
           <w:rPr>
             <w:rStyle w:val="Hyperlink"/>
@@ -3568,7 +4116,7 @@
       </w:r>
     </w:p>
     <w:sectPr>
-      <w:headerReference w:type="default" r:id="rId19"/>
+      <w:headerReference w:type="default" r:id="rId22"/>
       <w:pgSz w:w="12240" w:h="15840"/>
       <w:pgMar w:top="1440" w:right="1440" w:bottom="806" w:left="1440" w:header="720" w:footer="720" w:gutter="0"/>
       <w:cols w:space="720"/>
@@ -3579,7 +4127,7 @@
 </file>
 
 <file path=word/endnotes.xml><?xml version="1.0" encoding="utf-8"?>
-<w:endnotes xmlns:wpc="http://schemas.microsoft.com/office/word/2010/wordprocessingCanvas" xmlns:cx="http://schemas.microsoft.com/office/drawing/2014/chartex" xmlns:cx1="http://schemas.microsoft.com/office/drawing/2015/9/8/chartex" xmlns:cx2="http://schemas.microsoft.com/office/drawing/2015/10/21/chartex" xmlns:cx3="http://schemas.microsoft.com/office/drawing/2016/5/9/chartex" xmlns:cx4="http://schemas.microsoft.com/office/drawing/2016/5/10/chartex" xmlns:cx5="http://schemas.microsoft.com/office/drawing/2016/5/11/chartex" xmlns:cx6="http://schemas.microsoft.com/office/drawing/2016/5/12/chartex" xmlns:cx7="http://schemas.microsoft.com/office/drawing/2016/5/13/chartex" xmlns:cx8="http://schemas.microsoft.com/office/drawing/2016/5/14/chartex" xmlns:mc="http://schemas.openxmlformats.org/markup-compatibility/2006" xmlns:aink="http://schemas.microsoft.com/office/drawing/2016/ink" xmlns:am3d="http://schemas.microsoft.com/office/drawing/2017/model3d" xmlns:o="urn:schemas-microsoft-com:office:office" xmlns:oel="http://schemas.microsoft.com/office/2019/extlst" xmlns:r="http://schemas.openxmlformats.org/officeDocument/2006/relationships" xmlns:m="http://schemas.openxmlformats.org/officeDocument/2006/math" xmlns:v="urn:schemas-microsoft-com:vml" xmlns:wp14="http://schemas.microsoft.com/office/word/2010/wordprocessingDrawing" xmlns:wp="http://schemas.openxmlformats.org/drawingml/2006/wordprocessingDrawing" xmlns:w10="urn:schemas-microsoft-com:office:word" xmlns:w="http://schemas.openxmlformats.org/wordprocessingml/2006/main" xmlns:w14="http://schemas.microsoft.com/office/word/2010/wordml" xmlns:w15="http://schemas.microsoft.com/office/word/2012/wordml" xmlns:w16cex="http://schemas.microsoft.com/office/word/2018/wordml/cex" xmlns:w16cid="http://schemas.microsoft.com/office/word/2016/wordml/cid" xmlns:w16="http://schemas.microsoft.com/office/word/2018/wordml" xmlns:w16du="http://schemas.microsoft.com/office/word/2023/wordml/word16du" xmlns:w16sdtdh="http://schemas.microsoft.com/office/word/2020/wordml/sdtdatahash" xmlns:w16sdtfl="http://schemas.microsoft.com/office/word/2024/wordml/sdtformatlock" xmlns:w16se="http://schemas.microsoft.com/office/word/2015/wordml/symex" xmlns:wpg="http://schemas.microsoft.com/office/word/2010/wordprocessingGroup" xmlns:wpi="http://schemas.microsoft.com/office/word/2010/wordprocessingInk" xmlns:wne="http://schemas.microsoft.com/office/word/2006/wordml" xmlns:wps="http://schemas.microsoft.com/office/word/2010/wordprocessingShape" mc:Ignorable="w14 w15 w16se w16cid w16 w16cex w16sdtdh w16sdtfl w16du wp14">
+<w:endnotes xmlns:wpc="http://schemas.microsoft.com/office/word/2010/wordprocessingCanvas" xmlns:cx="http://schemas.microsoft.com/office/drawing/2014/chartex" xmlns:cx1="http://schemas.microsoft.com/office/drawing/2015/9/8/chartex" xmlns:cx2="http://schemas.microsoft.com/office/drawing/2015/10/21/chartex" xmlns:cx3="http://schemas.microsoft.com/office/drawing/2016/5/9/chartex" xmlns:cx4="http://schemas.microsoft.com/office/drawing/2016/5/10/chartex" xmlns:cx5="http://schemas.microsoft.com/office/drawing/2016/5/11/chartex" xmlns:cx6="http://schemas.microsoft.com/office/drawing/2016/5/12/chartex" xmlns:cx7="http://schemas.microsoft.com/office/drawing/2016/5/13/chartex" xmlns:cx8="http://schemas.microsoft.com/office/drawing/2016/5/14/chartex" xmlns:mc="http://schemas.openxmlformats.org/markup-compatibility/2006" xmlns:m="http://schemas.openxmlformats.org/officeDocument/2006/math" xmlns:aink="http://schemas.microsoft.com/office/drawing/2016/ink" xmlns:am3d="http://schemas.microsoft.com/office/drawing/2017/model3d" xmlns:oel="http://schemas.microsoft.com/office/2019/extlst" xmlns:r="http://schemas.openxmlformats.org/officeDocument/2006/relationships" xmlns:wp14="http://schemas.microsoft.com/office/word/2010/wordprocessingDrawing" xmlns:wp="http://schemas.openxmlformats.org/drawingml/2006/wordprocessingDrawing" xmlns:wpg="http://schemas.microsoft.com/office/word/2010/wordprocessingGroup" xmlns:wpi="http://schemas.microsoft.com/office/word/2010/wordprocessingInk" xmlns:wps="http://schemas.microsoft.com/office/word/2010/wordprocessingShape" xmlns:o="urn:schemas-microsoft-com:office:office" xmlns:v="urn:schemas-microsoft-com:vml" xmlns:w10="urn:schemas-microsoft-com:office:word" xmlns:w="http://schemas.openxmlformats.org/wordprocessingml/2006/main" xmlns:w14="http://schemas.microsoft.com/office/word/2010/wordml" xmlns:w15="http://schemas.microsoft.com/office/word/2012/wordml" xmlns:w16cex="http://schemas.microsoft.com/office/word/2018/wordml/cex" xmlns:w16cid="http://schemas.microsoft.com/office/word/2016/wordml/cid" xmlns:w16="http://schemas.microsoft.com/office/word/2018/wordml" xmlns:w16sdtdh="http://schemas.microsoft.com/office/word/2020/wordml/sdtdatahash" xmlns:w16sdtfl="http://schemas.microsoft.com/office/word/2024/wordml/sdtformatlock" xmlns:w16se="http://schemas.microsoft.com/office/word/2015/wordml/symex" xmlns:w16du="http://schemas.microsoft.com/office/word/2023/wordml/word16du" xmlns:wne="http://schemas.microsoft.com/office/word/2006/wordml" mc:Ignorable="w14 w15 w16se w16cid w16 w16cex w16sdtdh w16sdtfl w16du wp14">
   <w:endnote w:type="separator" w:id="-1">
     <w:p>
       <w:r>
@@ -3598,7 +4146,7 @@
 </file>
 
 <file path=word/footnotes.xml><?xml version="1.0" encoding="utf-8"?>
-<w:footnotes xmlns:wpc="http://schemas.microsoft.com/office/word/2010/wordprocessingCanvas" xmlns:cx="http://schemas.microsoft.com/office/drawing/2014/chartex" xmlns:cx1="http://schemas.microsoft.com/office/drawing/2015/9/8/chartex" xmlns:cx2="http://schemas.microsoft.com/office/drawing/2015/10/21/chartex" xmlns:cx3="http://schemas.microsoft.com/office/drawing/2016/5/9/chartex" xmlns:cx4="http://schemas.microsoft.com/office/drawing/2016/5/10/chartex" xmlns:cx5="http://schemas.microsoft.com/office/drawing/2016/5/11/chartex" xmlns:cx6="http://schemas.microsoft.com/office/drawing/2016/5/12/chartex" xmlns:cx7="http://schemas.microsoft.com/office/drawing/2016/5/13/chartex" xmlns:cx8="http://schemas.microsoft.com/office/drawing/2016/5/14/chartex" xmlns:mc="http://schemas.openxmlformats.org/markup-compatibility/2006" xmlns:aink="http://schemas.microsoft.com/office/drawing/2016/ink" xmlns:am3d="http://schemas.microsoft.com/office/drawing/2017/model3d" xmlns:o="urn:schemas-microsoft-com:office:office" xmlns:oel="http://schemas.microsoft.com/office/2019/extlst" xmlns:r="http://schemas.openxmlformats.org/officeDocument/2006/relationships" xmlns:m="http://schemas.openxmlformats.org/officeDocument/2006/math" xmlns:v="urn:schemas-microsoft-com:vml" xmlns:wp14="http://schemas.microsoft.com/office/word/2010/wordprocessingDrawing" xmlns:wp="http://schemas.openxmlformats.org/drawingml/2006/wordprocessingDrawing" xmlns:w10="urn:schemas-microsoft-com:office:word" xmlns:w="http://schemas.openxmlformats.org/wordprocessingml/2006/main" xmlns:w14="http://schemas.microsoft.com/office/word/2010/wordml" xmlns:w15="http://schemas.microsoft.com/office/word/2012/wordml" xmlns:w16cex="http://schemas.microsoft.com/office/word/2018/wordml/cex" xmlns:w16cid="http://schemas.microsoft.com/office/word/2016/wordml/cid" xmlns:w16="http://schemas.microsoft.com/office/word/2018/wordml" xmlns:w16du="http://schemas.microsoft.com/office/word/2023/wordml/word16du" xmlns:w16sdtdh="http://schemas.microsoft.com/office/word/2020/wordml/sdtdatahash" xmlns:w16sdtfl="http://schemas.microsoft.com/office/word/2024/wordml/sdtformatlock" xmlns:w16se="http://schemas.microsoft.com/office/word/2015/wordml/symex" xmlns:wpg="http://schemas.microsoft.com/office/word/2010/wordprocessingGroup" xmlns:wpi="http://schemas.microsoft.com/office/word/2010/wordprocessingInk" xmlns:wne="http://schemas.microsoft.com/office/word/2006/wordml" xmlns:wps="http://schemas.microsoft.com/office/word/2010/wordprocessingShape" mc:Ignorable="w14 w15 w16se w16cid w16 w16cex w16sdtdh w16sdtfl w16du wp14">
+<w:footnotes xmlns:wpc="http://schemas.microsoft.com/office/word/2010/wordprocessingCanvas" xmlns:cx="http://schemas.microsoft.com/office/drawing/2014/chartex" xmlns:cx1="http://schemas.microsoft.com/office/drawing/2015/9/8/chartex" xmlns:cx2="http://schemas.microsoft.com/office/drawing/2015/10/21/chartex" xmlns:cx3="http://schemas.microsoft.com/office/drawing/2016/5/9/chartex" xmlns:cx4="http://schemas.microsoft.com/office/drawing/2016/5/10/chartex" xmlns:cx5="http://schemas.microsoft.com/office/drawing/2016/5/11/chartex" xmlns:cx6="http://schemas.microsoft.com/office/drawing/2016/5/12/chartex" xmlns:cx7="http://schemas.microsoft.com/office/drawing/2016/5/13/chartex" xmlns:cx8="http://schemas.microsoft.com/office/drawing/2016/5/14/chartex" xmlns:mc="http://schemas.openxmlformats.org/markup-compatibility/2006" xmlns:m="http://schemas.openxmlformats.org/officeDocument/2006/math" xmlns:aink="http://schemas.microsoft.com/office/drawing/2016/ink" xmlns:am3d="http://schemas.microsoft.com/office/drawing/2017/model3d" xmlns:oel="http://schemas.microsoft.com/office/2019/extlst" xmlns:r="http://schemas.openxmlformats.org/officeDocument/2006/relationships" xmlns:wp14="http://schemas.microsoft.com/office/word/2010/wordprocessingDrawing" xmlns:wp="http://schemas.openxmlformats.org/drawingml/2006/wordprocessingDrawing" xmlns:wpg="http://schemas.microsoft.com/office/word/2010/wordprocessingGroup" xmlns:wpi="http://schemas.microsoft.com/office/word/2010/wordprocessingInk" xmlns:wps="http://schemas.microsoft.com/office/word/2010/wordprocessingShape" xmlns:o="urn:schemas-microsoft-com:office:office" xmlns:v="urn:schemas-microsoft-com:vml" xmlns:w10="urn:schemas-microsoft-com:office:word" xmlns:w="http://schemas.openxmlformats.org/wordprocessingml/2006/main" xmlns:w14="http://schemas.microsoft.com/office/word/2010/wordml" xmlns:w15="http://schemas.microsoft.com/office/word/2012/wordml" xmlns:w16cex="http://schemas.microsoft.com/office/word/2018/wordml/cex" xmlns:w16cid="http://schemas.microsoft.com/office/word/2016/wordml/cid" xmlns:w16="http://schemas.microsoft.com/office/word/2018/wordml" xmlns:w16sdtdh="http://schemas.microsoft.com/office/word/2020/wordml/sdtdatahash" xmlns:w16sdtfl="http://schemas.microsoft.com/office/word/2024/wordml/sdtformatlock" xmlns:w16se="http://schemas.microsoft.com/office/word/2015/wordml/symex" xmlns:w16du="http://schemas.microsoft.com/office/word/2023/wordml/word16du" xmlns:wne="http://schemas.microsoft.com/office/word/2006/wordml" mc:Ignorable="w14 w15 w16se w16cid w16 w16cex w16sdtdh w16sdtfl w16du wp14">
   <w:footnote w:type="separator" w:id="-1">
     <w:p>
       <w:r>
@@ -3617,7 +4165,7 @@
 </file>
 
 <file path=word/header1.xml><?xml version="1.0" encoding="utf-8"?>
-<w:hdr xmlns:wpc="http://schemas.microsoft.com/office/word/2010/wordprocessingCanvas" xmlns:cx="http://schemas.microsoft.com/office/drawing/2014/chartex" xmlns:cx1="http://schemas.microsoft.com/office/drawing/2015/9/8/chartex" xmlns:cx2="http://schemas.microsoft.com/office/drawing/2015/10/21/chartex" xmlns:cx3="http://schemas.microsoft.com/office/drawing/2016/5/9/chartex" xmlns:cx4="http://schemas.microsoft.com/office/drawing/2016/5/10/chartex" xmlns:cx5="http://schemas.microsoft.com/office/drawing/2016/5/11/chartex" xmlns:cx6="http://schemas.microsoft.com/office/drawing/2016/5/12/chartex" xmlns:cx7="http://schemas.microsoft.com/office/drawing/2016/5/13/chartex" xmlns:cx8="http://schemas.microsoft.com/office/drawing/2016/5/14/chartex" xmlns:mc="http://schemas.openxmlformats.org/markup-compatibility/2006" xmlns:aink="http://schemas.microsoft.com/office/drawing/2016/ink" xmlns:am3d="http://schemas.microsoft.com/office/drawing/2017/model3d" xmlns:o="urn:schemas-microsoft-com:office:office" xmlns:oel="http://schemas.microsoft.com/office/2019/extlst" xmlns:r="http://schemas.openxmlformats.org/officeDocument/2006/relationships" xmlns:m="http://schemas.openxmlformats.org/officeDocument/2006/math" xmlns:v="urn:schemas-microsoft-com:vml" xmlns:wp14="http://schemas.microsoft.com/office/word/2010/wordprocessingDrawing" xmlns:wp="http://schemas.openxmlformats.org/drawingml/2006/wordprocessingDrawing" xmlns:w10="urn:schemas-microsoft-com:office:word" xmlns:w="http://schemas.openxmlformats.org/wordprocessingml/2006/main" xmlns:w14="http://schemas.microsoft.com/office/word/2010/wordml" xmlns:w15="http://schemas.microsoft.com/office/word/2012/wordml" xmlns:w16cex="http://schemas.microsoft.com/office/word/2018/wordml/cex" xmlns:w16cid="http://schemas.microsoft.com/office/word/2016/wordml/cid" xmlns:w16="http://schemas.microsoft.com/office/word/2018/wordml" xmlns:w16du="http://schemas.microsoft.com/office/word/2023/wordml/word16du" xmlns:w16sdtdh="http://schemas.microsoft.com/office/word/2020/wordml/sdtdatahash" xmlns:w16sdtfl="http://schemas.microsoft.com/office/word/2024/wordml/sdtformatlock" xmlns:w16se="http://schemas.microsoft.com/office/word/2015/wordml/symex" xmlns:wpg="http://schemas.microsoft.com/office/word/2010/wordprocessingGroup" xmlns:wpi="http://schemas.microsoft.com/office/word/2010/wordprocessingInk" xmlns:wne="http://schemas.microsoft.com/office/word/2006/wordml" xmlns:wps="http://schemas.microsoft.com/office/word/2010/wordprocessingShape" mc:Ignorable="w14 w15 w16se w16cid w16 w16cex w16sdtdh w16sdtfl w16du wp14">
+<w:hdr xmlns:wpc="http://schemas.microsoft.com/office/word/2010/wordprocessingCanvas" xmlns:cx="http://schemas.microsoft.com/office/drawing/2014/chartex" xmlns:cx1="http://schemas.microsoft.com/office/drawing/2015/9/8/chartex" xmlns:cx2="http://schemas.microsoft.com/office/drawing/2015/10/21/chartex" xmlns:cx3="http://schemas.microsoft.com/office/drawing/2016/5/9/chartex" xmlns:cx4="http://schemas.microsoft.com/office/drawing/2016/5/10/chartex" xmlns:cx5="http://schemas.microsoft.com/office/drawing/2016/5/11/chartex" xmlns:cx6="http://schemas.microsoft.com/office/drawing/2016/5/12/chartex" xmlns:cx7="http://schemas.microsoft.com/office/drawing/2016/5/13/chartex" xmlns:cx8="http://schemas.microsoft.com/office/drawing/2016/5/14/chartex" xmlns:mc="http://schemas.openxmlformats.org/markup-compatibility/2006" xmlns:m="http://schemas.openxmlformats.org/officeDocument/2006/math" xmlns:aink="http://schemas.microsoft.com/office/drawing/2016/ink" xmlns:am3d="http://schemas.microsoft.com/office/drawing/2017/model3d" xmlns:oel="http://schemas.microsoft.com/office/2019/extlst" xmlns:r="http://schemas.openxmlformats.org/officeDocument/2006/relationships" xmlns:wp14="http://schemas.microsoft.com/office/word/2010/wordprocessingDrawing" xmlns:wp="http://schemas.openxmlformats.org/drawingml/2006/wordprocessingDrawing" xmlns:wpg="http://schemas.microsoft.com/office/word/2010/wordprocessingGroup" xmlns:wpi="http://schemas.microsoft.com/office/word/2010/wordprocessingInk" xmlns:wps="http://schemas.microsoft.com/office/word/2010/wordprocessingShape" xmlns:o="urn:schemas-microsoft-com:office:office" xmlns:v="urn:schemas-microsoft-com:vml" xmlns:w10="urn:schemas-microsoft-com:office:word" xmlns:w="http://schemas.openxmlformats.org/wordprocessingml/2006/main" xmlns:w14="http://schemas.microsoft.com/office/word/2010/wordml" xmlns:w15="http://schemas.microsoft.com/office/word/2012/wordml" xmlns:w16cex="http://schemas.microsoft.com/office/word/2018/wordml/cex" xmlns:w16cid="http://schemas.microsoft.com/office/word/2016/wordml/cid" xmlns:w16="http://schemas.microsoft.com/office/word/2018/wordml" xmlns:w16sdtdh="http://schemas.microsoft.com/office/word/2020/wordml/sdtdatahash" xmlns:w16sdtfl="http://schemas.microsoft.com/office/word/2024/wordml/sdtformatlock" xmlns:w16se="http://schemas.microsoft.com/office/word/2015/wordml/symex" xmlns:w16du="http://schemas.microsoft.com/office/word/2023/wordml/word16du" xmlns:wne="http://schemas.microsoft.com/office/word/2006/wordml" mc:Ignorable="w14 w15 w16se w16cid w16 w16cex w16sdtdh w16sdtfl w16du wp14">
   <w:p>
     <w:pPr>
       <w:pStyle w:val="Header"/>
@@ -3892,7 +4440,7 @@
 </file>
 
 <file path=word/numbering.xml><?xml version="1.0" encoding="utf-8"?>
-<w:numbering xmlns:wpc="http://schemas.microsoft.com/office/word/2010/wordprocessingCanvas" xmlns:cx="http://schemas.microsoft.com/office/drawing/2014/chartex" xmlns:cx1="http://schemas.microsoft.com/office/drawing/2015/9/8/chartex" xmlns:cx2="http://schemas.microsoft.com/office/drawing/2015/10/21/chartex" xmlns:cx3="http://schemas.microsoft.com/office/drawing/2016/5/9/chartex" xmlns:cx4="http://schemas.microsoft.com/office/drawing/2016/5/10/chartex" xmlns:cx5="http://schemas.microsoft.com/office/drawing/2016/5/11/chartex" xmlns:cx6="http://schemas.microsoft.com/office/drawing/2016/5/12/chartex" xmlns:cx7="http://schemas.microsoft.com/office/drawing/2016/5/13/chartex" xmlns:cx8="http://schemas.microsoft.com/office/drawing/2016/5/14/chartex" xmlns:mc="http://schemas.openxmlformats.org/markup-compatibility/2006" xmlns:aink="http://schemas.microsoft.com/office/drawing/2016/ink" xmlns:am3d="http://schemas.microsoft.com/office/drawing/2017/model3d" xmlns:o="urn:schemas-microsoft-com:office:office" xmlns:oel="http://schemas.microsoft.com/office/2019/extlst" xmlns:r="http://schemas.openxmlformats.org/officeDocument/2006/relationships" xmlns:m="http://schemas.openxmlformats.org/officeDocument/2006/math" xmlns:v="urn:schemas-microsoft-com:vml" xmlns:wp14="http://schemas.microsoft.com/office/word/2010/wordprocessingDrawing" xmlns:wp="http://schemas.openxmlformats.org/drawingml/2006/wordprocessingDrawing" xmlns:w10="urn:schemas-microsoft-com:office:word" xmlns:w="http://schemas.openxmlformats.org/wordprocessingml/2006/main" xmlns:w14="http://schemas.microsoft.com/office/word/2010/wordml" xmlns:w15="http://schemas.microsoft.com/office/word/2012/wordml" xmlns:w16cex="http://schemas.microsoft.com/office/word/2018/wordml/cex" xmlns:w16cid="http://schemas.microsoft.com/office/word/2016/wordml/cid" xmlns:w16="http://schemas.microsoft.com/office/word/2018/wordml" xmlns:w16du="http://schemas.microsoft.com/office/word/2023/wordml/word16du" xmlns:w16sdtdh="http://schemas.microsoft.com/office/word/2020/wordml/sdtdatahash" xmlns:w16sdtfl="http://schemas.microsoft.com/office/word/2024/wordml/sdtformatlock" xmlns:w16se="http://schemas.microsoft.com/office/word/2015/wordml/symex" xmlns:wpg="http://schemas.microsoft.com/office/word/2010/wordprocessingGroup" xmlns:wpi="http://schemas.microsoft.com/office/word/2010/wordprocessingInk" xmlns:wne="http://schemas.microsoft.com/office/word/2006/wordml" xmlns:wps="http://schemas.microsoft.com/office/word/2010/wordprocessingShape" mc:Ignorable="w14 w15 w16se w16cid w16 w16cex w16sdtdh w16sdtfl w16du wp14">
+<w:numbering xmlns:wpc="http://schemas.microsoft.com/office/word/2010/wordprocessingCanvas" xmlns:cx="http://schemas.microsoft.com/office/drawing/2014/chartex" xmlns:cx1="http://schemas.microsoft.com/office/drawing/2015/9/8/chartex" xmlns:cx2="http://schemas.microsoft.com/office/drawing/2015/10/21/chartex" xmlns:cx3="http://schemas.microsoft.com/office/drawing/2016/5/9/chartex" xmlns:cx4="http://schemas.microsoft.com/office/drawing/2016/5/10/chartex" xmlns:cx5="http://schemas.microsoft.com/office/drawing/2016/5/11/chartex" xmlns:cx6="http://schemas.microsoft.com/office/drawing/2016/5/12/chartex" xmlns:cx7="http://schemas.microsoft.com/office/drawing/2016/5/13/chartex" xmlns:cx8="http://schemas.microsoft.com/office/drawing/2016/5/14/chartex" xmlns:mc="http://schemas.openxmlformats.org/markup-compatibility/2006" xmlns:m="http://schemas.openxmlformats.org/officeDocument/2006/math" xmlns:aink="http://schemas.microsoft.com/office/drawing/2016/ink" xmlns:am3d="http://schemas.microsoft.com/office/drawing/2017/model3d" xmlns:oel="http://schemas.microsoft.com/office/2019/extlst" xmlns:r="http://schemas.openxmlformats.org/officeDocument/2006/relationships" xmlns:wp14="http://schemas.microsoft.com/office/word/2010/wordprocessingDrawing" xmlns:wp="http://schemas.openxmlformats.org/drawingml/2006/wordprocessingDrawing" xmlns:wpg="http://schemas.microsoft.com/office/word/2010/wordprocessingGroup" xmlns:wpi="http://schemas.microsoft.com/office/word/2010/wordprocessingInk" xmlns:wps="http://schemas.microsoft.com/office/word/2010/wordprocessingShape" xmlns:o="urn:schemas-microsoft-com:office:office" xmlns:v="urn:schemas-microsoft-com:vml" xmlns:w10="urn:schemas-microsoft-com:office:word" xmlns:w="http://schemas.openxmlformats.org/wordprocessingml/2006/main" xmlns:w14="http://schemas.microsoft.com/office/word/2010/wordml" xmlns:w15="http://schemas.microsoft.com/office/word/2012/wordml" xmlns:w16cex="http://schemas.microsoft.com/office/word/2018/wordml/cex" xmlns:w16cid="http://schemas.microsoft.com/office/word/2016/wordml/cid" xmlns:w16="http://schemas.microsoft.com/office/word/2018/wordml" xmlns:w16sdtdh="http://schemas.microsoft.com/office/word/2020/wordml/sdtdatahash" xmlns:w16sdtfl="http://schemas.microsoft.com/office/word/2024/wordml/sdtformatlock" xmlns:w16se="http://schemas.microsoft.com/office/word/2015/wordml/symex" xmlns:w16du="http://schemas.microsoft.com/office/word/2023/wordml/word16du" xmlns:wne="http://schemas.microsoft.com/office/word/2006/wordml" mc:Ignorable="w14 w15 w16se w16cid w16 w16cex w16sdtdh w16sdtfl w16du wp14">
   <w:abstractNum w:abstractNumId="0" w15:restartNumberingAfterBreak="0">
     <w:nsid w:val="0E7309E8"/>
     <w:multiLevelType w:val="hybridMultilevel"/>
@@ -4824,7 +5372,7 @@
 </file>
 
 <file path=word/styles.xml><?xml version="1.0" encoding="utf-8"?>
-<w:styles xmlns:mc="http://schemas.openxmlformats.org/markup-compatibility/2006" xmlns:r="http://schemas.openxmlformats.org/officeDocument/2006/relationships" xmlns:w="http://schemas.openxmlformats.org/wordprocessingml/2006/main" xmlns:w14="http://schemas.microsoft.com/office/word/2010/wordml" xmlns:w15="http://schemas.microsoft.com/office/word/2012/wordml" xmlns:w16cex="http://schemas.microsoft.com/office/word/2018/wordml/cex" xmlns:w16cid="http://schemas.microsoft.com/office/word/2016/wordml/cid" xmlns:w16="http://schemas.microsoft.com/office/word/2018/wordml" xmlns:w16du="http://schemas.microsoft.com/office/word/2023/wordml/word16du" xmlns:w16sdtdh="http://schemas.microsoft.com/office/word/2020/wordml/sdtdatahash" xmlns:w16sdtfl="http://schemas.microsoft.com/office/word/2024/wordml/sdtformatlock" xmlns:w16se="http://schemas.microsoft.com/office/word/2015/wordml/symex" mc:Ignorable="w14 w15 w16se w16cid w16 w16cex w16sdtdh w16sdtfl w16du">
+<w:styles xmlns:mc="http://schemas.openxmlformats.org/markup-compatibility/2006" xmlns:r="http://schemas.openxmlformats.org/officeDocument/2006/relationships" xmlns:w="http://schemas.openxmlformats.org/wordprocessingml/2006/main" xmlns:w14="http://schemas.microsoft.com/office/word/2010/wordml" xmlns:w15="http://schemas.microsoft.com/office/word/2012/wordml" xmlns:w16cex="http://schemas.microsoft.com/office/word/2018/wordml/cex" xmlns:w16cid="http://schemas.microsoft.com/office/word/2016/wordml/cid" xmlns:w16="http://schemas.microsoft.com/office/word/2018/wordml" xmlns:w16sdtdh="http://schemas.microsoft.com/office/word/2020/wordml/sdtdatahash" xmlns:w16sdtfl="http://schemas.microsoft.com/office/word/2024/wordml/sdtformatlock" xmlns:w16se="http://schemas.microsoft.com/office/word/2015/wordml/symex" xmlns:w16du="http://schemas.microsoft.com/office/word/2023/wordml/word16du" mc:Ignorable="w14 w15 w16se w16cid w16 w16cex w16sdtdh w16sdtfl w16du">
   <w:docDefaults>
     <w:rPrDefault>
       <w:rPr>
